--- a/Problem9_Collections_Optimization/reports/financial_impact_reporting_packaging/Collections_Optimization_Financial_Impact_Report.docx
+++ b/Problem9_Collections_Optimization/reports/financial_impact_reporting_packaging/Collections_Optimization_Financial_Impact_Report.docx
@@ -13,6 +13,12 @@
     <w:p>
       <w:r>
         <w:t>Phase 4, Problem 9: Collections Optimization -- Comprehensive Financial Impact Report</w:t>
+      </w:r>
+    </w:p>
+    <w:p>
+      <w:pPr/>
+      <w:r>
+        <w:t>Project Portfolio Prepared By Nandagopal R</w:t>
       </w:r>
     </w:p>
     <w:p>
